--- a/deliverables/青岛红枫路交通事故_肇事方沟通方案与体检分析_20260817.docx
+++ b/deliverables/青岛红枫路交通事故_肇事方沟通方案与体检分析_20260817.docx
@@ -29,7 +29,7 @@
           <w:color w:val="5C6B7A"/>
           <w:sz w:val="22"/>
         </w:rPr>
-        <w:t>对象：美团女骑手及平台保险　依据：齐鲁医院三份已审核 CT　2026-08-17</w:t>
+        <w:t>对象：美团女骑手及平台保险　依据：齐鲁医院三份已审核 CT　底稿 2026-08-17 · 补充 2026-08-19</w:t>
       </w:r>
     </w:p>
     <w:p>
@@ -209,7 +209,7 @@
           <w:b w:val="0"/>
           <w:sz w:val="24"/>
         </w:rPr>
-        <w:t>地点：青岛市北区红枫路汽车市场外抚顺路（正规市政道路，批发市场附近）。过程：伤者骑三轮车准备掉头，后方美团二轮电动车碰撞，三轮侧翻。交警称视频能看清过程。 监控可排除任何一方全责。可能结果只有两种：双方同等责任；或三轮次责、外卖主责。交警称无论简易、一般程序还是法院，看了视频都不会超出该范围。</w:t>
+        <w:t>地点：干活在青岛市市北区批发市场一带。碰撞在市场外市政道路护栏开口附近。录音里还有红枫路汽车市场、哈尔滨路、福生批发市场、服装批发市场斜坡红绿灯等叫法，可能指同一片，地址以交警文书为准。不要写成纯市场内部事故，也不要写成叉车事故。。过程：胡某当时在为刘孝春家卸货搬运，驾驶/使用刘家三轮车。因护栏开口和道路结构，掉头时先向右借道调整位置，再大弧度向左拐。后方美团二轮电动车碰撞，三轮侧翻压伤右下肢。交警称视频能看清过程。护栏开口可以解释动作来源，但不能据此争全责。 监控可排除任何一方全责。可能结果只有两种：双方同等责任；或三轮次责、外卖主责。交警称无论简易、一般程序还是法院，看了视频都不会超出该范围。8 月 18 日内部说的「骑手 70%、用工方 30%」是讨论意见，不是认定书。</w:t>
       </w:r>
     </w:p>
     <w:p>
@@ -1393,6 +1393,210 @@
                 <w:sz w:val="21"/>
               </w:rPr>
               <w:t>同日住院 CT 在手足与显微重建外科，证明当时仍在齐鲁医院住院术后复查，并未结束治疗。</w:t>
+            </w:r>
+          </w:p>
+        </w:tc>
+      </w:tr>
+      <w:tr>
+        <w:tc>
+          <w:tcPr>
+            <w:tcW w:type="dxa" w:w="3969"/>
+          </w:tcPr>
+          <w:p>
+            <w:pPr>
+              <w:spacing w:after="40" w:before="40" w:line="276" w:lineRule="auto"/>
+            </w:pPr>
+            <w:r/>
+            <w:r>
+              <w:rPr>
+                <w:rFonts w:ascii="宋体" w:hAnsi="宋体" w:eastAsia="宋体" w:cs="宋体"/>
+                <w:b w:val="0"/>
+                <w:sz w:val="21"/>
+              </w:rPr>
+              <w:t>录音把车说成「叉车」</w:t>
+            </w:r>
+          </w:p>
+        </w:tc>
+        <w:tc>
+          <w:tcPr>
+            <w:tcW w:type="dxa" w:w="5102"/>
+          </w:tcPr>
+          <w:p>
+            <w:pPr>
+              <w:spacing w:after="40" w:before="40" w:line="276" w:lineRule="auto"/>
+            </w:pPr>
+            <w:r/>
+            <w:r>
+              <w:rPr>
+                <w:rFonts w:ascii="宋体" w:hAnsi="宋体" w:eastAsia="宋体" w:cs="宋体"/>
+                <w:b w:val="0"/>
+                <w:sz w:val="21"/>
+              </w:rPr>
+              <w:t>涉事是货运三轮，交警口头认定为机动车。不要对外说叉车。</w:t>
+            </w:r>
+          </w:p>
+        </w:tc>
+      </w:tr>
+      <w:tr>
+        <w:tc>
+          <w:tcPr>
+            <w:tcW w:type="dxa" w:w="3969"/>
+            <w:shd w:fill="F3F6FA" w:val="clear"/>
+          </w:tcPr>
+          <w:p>
+            <w:pPr>
+              <w:spacing w:after="40" w:before="40" w:line="276" w:lineRule="auto"/>
+            </w:pPr>
+            <w:r/>
+            <w:r>
+              <w:rPr>
+                <w:rFonts w:ascii="宋体" w:hAnsi="宋体" w:eastAsia="宋体" w:cs="宋体"/>
+                <w:b w:val="0"/>
+                <w:sz w:val="21"/>
+              </w:rPr>
+              <w:t>地点有红枫路、哈尔滨路、福生批发市场、服装批发市场斜坡红绿灯等说法</w:t>
+            </w:r>
+          </w:p>
+        </w:tc>
+        <w:tc>
+          <w:tcPr>
+            <w:tcW w:type="dxa" w:w="5102"/>
+            <w:shd w:fill="F3F6FA" w:val="clear"/>
+          </w:tcPr>
+          <w:p>
+            <w:pPr>
+              <w:spacing w:after="40" w:before="40" w:line="276" w:lineRule="auto"/>
+            </w:pPr>
+            <w:r/>
+            <w:r>
+              <w:rPr>
+                <w:rFonts w:ascii="宋体" w:hAnsi="宋体" w:eastAsia="宋体" w:cs="宋体"/>
+                <w:b w:val="0"/>
+                <w:sz w:val="21"/>
+              </w:rPr>
+              <w:t>可能指同一片批发市场外道路。对外写：批发市场外市政道路护栏开口附近，地址以交警文书为准。</w:t>
+            </w:r>
+          </w:p>
+        </w:tc>
+      </w:tr>
+      <w:tr>
+        <w:tc>
+          <w:tcPr>
+            <w:tcW w:type="dxa" w:w="3969"/>
+          </w:tcPr>
+          <w:p>
+            <w:pPr>
+              <w:spacing w:after="40" w:before="40" w:line="276" w:lineRule="auto"/>
+            </w:pPr>
+            <w:r/>
+            <w:r>
+              <w:rPr>
+                <w:rFonts w:ascii="宋体" w:hAnsi="宋体" w:eastAsia="宋体" w:cs="宋体"/>
+                <w:b w:val="0"/>
+                <w:sz w:val="21"/>
+              </w:rPr>
+              <w:t>录音写成「刘小春」</w:t>
+            </w:r>
+          </w:p>
+        </w:tc>
+        <w:tc>
+          <w:tcPr>
+            <w:tcW w:type="dxa" w:w="5102"/>
+          </w:tcPr>
+          <w:p>
+            <w:pPr>
+              <w:spacing w:after="40" w:before="40" w:line="276" w:lineRule="auto"/>
+            </w:pPr>
+            <w:r/>
+            <w:r>
+              <w:rPr>
+                <w:rFonts w:ascii="宋体" w:hAnsi="宋体" w:eastAsia="宋体" w:cs="宋体"/>
+                <w:b w:val="0"/>
+                <w:sz w:val="21"/>
+              </w:rPr>
+              <w:t>家属口述用工老板为刘孝春。转写可能同音错字，以身份证、微信实名为准。</w:t>
+            </w:r>
+          </w:p>
+        </w:tc>
+      </w:tr>
+      <w:tr>
+        <w:tc>
+          <w:tcPr>
+            <w:tcW w:type="dxa" w:w="3969"/>
+            <w:shd w:fill="F3F6FA" w:val="clear"/>
+          </w:tcPr>
+          <w:p>
+            <w:pPr>
+              <w:spacing w:after="40" w:before="40" w:line="276" w:lineRule="auto"/>
+            </w:pPr>
+            <w:r/>
+            <w:r>
+              <w:rPr>
+                <w:rFonts w:ascii="宋体" w:hAnsi="宋体" w:eastAsia="宋体" w:cs="宋体"/>
+                <w:b w:val="0"/>
+                <w:sz w:val="21"/>
+              </w:rPr>
+              <w:t>录音写成「胡志远」</w:t>
+            </w:r>
+          </w:p>
+        </w:tc>
+        <w:tc>
+          <w:tcPr>
+            <w:tcW w:type="dxa" w:w="5102"/>
+            <w:shd w:fill="F3F6FA" w:val="clear"/>
+          </w:tcPr>
+          <w:p>
+            <w:pPr>
+              <w:spacing w:after="40" w:before="40" w:line="276" w:lineRule="auto"/>
+            </w:pPr>
+            <w:r/>
+            <w:r>
+              <w:rPr>
+                <w:rFonts w:ascii="宋体" w:hAnsi="宋体" w:eastAsia="宋体" w:cs="宋体"/>
+                <w:b w:val="0"/>
+                <w:sz w:val="21"/>
+              </w:rPr>
+              <w:t>家属对接人是儿子胡继刚。伤者写胡某。姓名以身份证、病历首页为准。</w:t>
+            </w:r>
+          </w:p>
+        </w:tc>
+      </w:tr>
+      <w:tr>
+        <w:tc>
+          <w:tcPr>
+            <w:tcW w:type="dxa" w:w="3969"/>
+          </w:tcPr>
+          <w:p>
+            <w:pPr>
+              <w:spacing w:after="40" w:before="40" w:line="276" w:lineRule="auto"/>
+            </w:pPr>
+            <w:r/>
+            <w:r>
+              <w:rPr>
+                <w:rFonts w:ascii="宋体" w:hAnsi="宋体" w:eastAsia="宋体" w:cs="宋体"/>
+                <w:b w:val="0"/>
+                <w:sz w:val="21"/>
+              </w:rPr>
+              <w:t>律师沟通里出现九级伤残、赔偿 25 万至 30 万</w:t>
+            </w:r>
+          </w:p>
+        </w:tc>
+        <w:tc>
+          <w:tcPr>
+            <w:tcW w:type="dxa" w:w="5102"/>
+          </w:tcPr>
+          <w:p>
+            <w:pPr>
+              <w:spacing w:after="40" w:before="40" w:line="276" w:lineRule="auto"/>
+            </w:pPr>
+            <w:r/>
+            <w:r>
+              <w:rPr>
+                <w:rFonts w:ascii="宋体" w:hAnsi="宋体" w:eastAsia="宋体" w:cs="宋体"/>
+                <w:b w:val="0"/>
+                <w:sz w:val="21"/>
+              </w:rPr>
+              <w:t>那是另一个参考案例或收费举例，不能当本案结论。</w:t>
             </w:r>
           </w:p>
         </w:tc>
@@ -2638,6 +2842,86 @@
           <w:sz w:val="24"/>
         </w:rPr>
         <w:t>• 不要装病、不要出院再入院绕考核、不要代扮交警。</w:t>
+      </w:r>
+    </w:p>
+    <w:p>
+      <w:pPr>
+        <w:spacing w:after="60" w:before="0" w:line="336" w:lineRule="auto"/>
+        <w:ind w:firstLine="210"/>
+        <w:jc w:val="left"/>
+      </w:pPr>
+      <w:r>
+        <w:rPr>
+          <w:rFonts w:ascii="宋体" w:hAnsi="宋体" w:eastAsia="宋体" w:cs="宋体"/>
+          <w:b w:val="0"/>
+          <w:color w:val="A63D2F"/>
+          <w:sz w:val="24"/>
+        </w:rPr>
+        <w:t>• 不要对美团说「我们老板刘孝春会把小姑娘赔不起的都补上」——等于放她走。</w:t>
+      </w:r>
+    </w:p>
+    <w:p>
+      <w:pPr>
+        <w:spacing w:after="60" w:before="0" w:line="336" w:lineRule="auto"/>
+        <w:ind w:firstLine="210"/>
+        <w:jc w:val="left"/>
+      </w:pPr>
+      <w:r>
+        <w:rPr>
+          <w:rFonts w:ascii="宋体" w:hAnsi="宋体" w:eastAsia="宋体" w:cs="宋体"/>
+          <w:b w:val="0"/>
+          <w:color w:val="A63D2F"/>
+          <w:sz w:val="24"/>
+        </w:rPr>
+        <w:t>• 不要把刘孝春写成工伤单位去人社局；退休未签合同，工伤这条很窄。</w:t>
+      </w:r>
+    </w:p>
+    <w:p>
+      <w:pPr>
+        <w:spacing w:after="60" w:before="0" w:line="336" w:lineRule="auto"/>
+        <w:ind w:firstLine="210"/>
+        <w:jc w:val="left"/>
+      </w:pPr>
+      <w:r>
+        <w:rPr>
+          <w:rFonts w:ascii="宋体" w:hAnsi="宋体" w:eastAsia="宋体" w:cs="宋体"/>
+          <w:b w:val="0"/>
+          <w:color w:val="A63D2F"/>
+          <w:sz w:val="24"/>
+        </w:rPr>
+        <w:t>• 不要对外说叉车。涉事是货运三轮。</w:t>
+      </w:r>
+    </w:p>
+    <w:p>
+      <w:pPr>
+        <w:spacing w:after="60" w:before="0" w:line="336" w:lineRule="auto"/>
+        <w:ind w:firstLine="210"/>
+        <w:jc w:val="left"/>
+      </w:pPr>
+      <w:r>
+        <w:rPr>
+          <w:rFonts w:ascii="宋体" w:hAnsi="宋体" w:eastAsia="宋体" w:cs="宋体"/>
+          <w:b w:val="0"/>
+          <w:color w:val="A63D2F"/>
+          <w:sz w:val="24"/>
+        </w:rPr>
+        <w:t>• 不要把律师举例里的九级、25–30 万当成本案结论。</w:t>
+      </w:r>
+    </w:p>
+    <w:p>
+      <w:pPr>
+        <w:spacing w:after="60" w:before="0" w:line="336" w:lineRule="auto"/>
+        <w:ind w:firstLine="210"/>
+        <w:jc w:val="left"/>
+      </w:pPr>
+      <w:r>
+        <w:rPr>
+          <w:rFonts w:ascii="宋体" w:hAnsi="宋体" w:eastAsia="宋体" w:cs="宋体"/>
+          <w:b w:val="0"/>
+          <w:color w:val="A63D2F"/>
+          <w:sz w:val="24"/>
+        </w:rPr>
+        <w:t>• 不要把「骑手 70%、用工方 30%」说成交警认定——那是内部讨论。</w:t>
       </w:r>
     </w:p>
     <w:p>

--- a/deliverables/青岛红枫路交通事故_肇事方沟通方案与体检分析_20260817.docx
+++ b/deliverables/青岛红枫路交通事故_肇事方沟通方案与体检分析_20260817.docx
@@ -179,7 +179,7 @@
           <w:b w:val="0"/>
           <w:sz w:val="24"/>
         </w:rPr>
-        <w:t>伤者：64 岁男性胡某，骑三轮车（交警认定属机动车）。家属称老爷子。 家属对接人：胡继刚（儿子，自上海返回处理）。岳父为执业律师，可专业跟进。</w:t>
+        <w:t>伤者：64 岁男性胡某，骑三轮车（交警认定属机动车）。家属称老爷子。齐鲁转写床号 33 床、姓名胡志远，以身份证和病历首页为准。 家属对接人：胡继刚（儿子，自上海返回处理）。岳父为执业律师，可专业跟进。</w:t>
       </w:r>
     </w:p>
     <w:p>
@@ -194,7 +194,7 @@
           <w:b w:val="0"/>
           <w:sz w:val="24"/>
         </w:rPr>
-        <w:t>对方：女美团外卖骑手，驾驶二轮电动自行车。交警称其配偶亦送外卖，育有两子，个人偿付能力有限。 青岛市北区交警，对接人称陈师傅。双方车辆已扣至交警停车场。监控已调取。</w:t>
+        <w:t>对方：女美团外卖骑手，黄色二轮电动自行车。交警称其配偶亦送外卖，育有两子，个人偿付能力有限。8 月 17 日约定加其 1866 开头微信，等保险客服回复。 青岛市北区交警，对接人称陈师傅。双方车辆已扣至交警停车场。监控已调取。</w:t>
       </w:r>
     </w:p>
     <w:p>
@@ -209,7 +209,7 @@
           <w:b w:val="0"/>
           <w:sz w:val="24"/>
         </w:rPr>
-        <w:t>地点：干活在青岛市市北区批发市场一带。碰撞在市场外市政道路护栏开口附近。录音里还有红枫路汽车市场、哈尔滨路、福生批发市场、服装批发市场斜坡红绿灯等叫法，可能指同一片，地址以交警文书为准。不要写成纯市场内部事故，也不要写成叉车事故。。过程：胡某当时在为刘孝春家卸货搬运，驾驶/使用刘家三轮车。因护栏开口和道路结构，掉头时先向右借道调整位置，再大弧度向左拐。后方美团二轮电动车碰撞，三轮侧翻压伤右下肢。交警称视频能看清过程。护栏开口可以解释动作来源，但不能据此争全责。 监控可排除任何一方全责。可能结果只有两种：双方同等责任；或三轮次责、外卖主责。交警称无论简易、一般程序还是法院，看了视频都不会超出该范围。8 月 18 日内部说的「骑手 70%、用工方 30%」是讨论意见，不是认定书。</w:t>
+        <w:t>地点：干活在青岛市市北区批发市场一带。8 月 18 日口述更细：哈尔滨路水果市场门口、1 号门出口斜坡、护栏开口处，还没到红绿灯大路口。录音里还有红枫路汽车市场、福生批发市场、服装批发市场斜坡红绿灯等叫法，可能指同一片，地址以交警文书为准。不要写成纯市场内部事故，也不要写成叉车事故。。过程：胡某当时在为刘孝春家卸货搬运，驾驶/使用刘家三轮车。卸完第一趟，回装第二趟：贴护栏上坡，准备左拐去下方装货再往楼上拉。因护栏开口，须先向上借道调整，再掉头。8 月 18 日口述双方都往上走。后方黄色美团二轮碰撞，三轮侧翻，脚踏板压伤右脚。交警称视频能看清过程；家属称监控可能看不清护栏。护栏开口可以解释动作来源，但不能据此争全责。 监控可排除任何一方全责。可能结果只有两种：双方同等责任；或三轮次责、外卖主责。交警称无论简易、一般程序还是法院，看了视频都不会超出该范围。8 月 18 日内部说的「骑手 70%、刘孝春 30%、驾驶人 0 责」是讨论意见，不是认定书。</w:t>
       </w:r>
     </w:p>
     <w:p>
@@ -1596,7 +1596,213 @@
                 <w:b w:val="0"/>
                 <w:sz w:val="21"/>
               </w:rPr>
-              <w:t>那是另一个参考案例或收费举例，不能当本案结论。</w:t>
+              <w:t>那是记录 16 的远洋工伤另一案（已评残、拖了近五年），不能当本案结论。</w:t>
+            </w:r>
+          </w:p>
+        </w:tc>
+      </w:tr>
+      <w:tr>
+        <w:tc>
+          <w:tcPr>
+            <w:tcW w:type="dxa" w:w="3969"/>
+            <w:shd w:fill="F3F6FA" w:val="clear"/>
+          </w:tcPr>
+          <w:p>
+            <w:pPr>
+              <w:spacing w:after="40" w:before="40" w:line="276" w:lineRule="auto"/>
+            </w:pPr>
+            <w:r/>
+            <w:r>
+              <w:rPr>
+                <w:rFonts w:ascii="宋体" w:hAnsi="宋体" w:eastAsia="宋体" w:cs="宋体"/>
+                <w:b w:val="0"/>
+                <w:sz w:val="21"/>
+              </w:rPr>
+              <w:t>合集目录把 17 份拆成多起车祸/叉车/行人</w:t>
+            </w:r>
+          </w:p>
+        </w:tc>
+        <w:tc>
+          <w:tcPr>
+            <w:tcW w:type="dxa" w:w="5102"/>
+            <w:shd w:fill="F3F6FA" w:val="clear"/>
+          </w:tcPr>
+          <w:p>
+            <w:pPr>
+              <w:spacing w:after="40" w:before="40" w:line="276" w:lineRule="auto"/>
+            </w:pPr>
+            <w:r/>
+            <w:r>
+              <w:rPr>
+                <w:rFonts w:ascii="宋体" w:hAnsi="宋体" w:eastAsia="宋体" w:cs="宋体"/>
+                <w:b w:val="0"/>
+                <w:sz w:val="21"/>
+              </w:rPr>
+              <w:t>记录 1、3–15、17 是同一起三轮×美团女骑手事故。记录 2 轻弦无关。记录 16 是另一案。</w:t>
+            </w:r>
+          </w:p>
+        </w:tc>
+      </w:tr>
+      <w:tr>
+        <w:tc>
+          <w:tcPr>
+            <w:tcW w:type="dxa" w:w="3969"/>
+          </w:tcPr>
+          <w:p>
+            <w:pPr>
+              <w:spacing w:after="40" w:before="40" w:line="276" w:lineRule="auto"/>
+            </w:pPr>
+            <w:r/>
+            <w:r>
+              <w:rPr>
+                <w:rFonts w:ascii="宋体" w:hAnsi="宋体" w:eastAsia="宋体" w:cs="宋体"/>
+                <w:b w:val="0"/>
+                <w:sz w:val="21"/>
+              </w:rPr>
+              <w:t>有人问是不是给孙总卸货</w:t>
+            </w:r>
+          </w:p>
+        </w:tc>
+        <w:tc>
+          <w:tcPr>
+            <w:tcW w:type="dxa" w:w="5102"/>
+          </w:tcPr>
+          <w:p>
+            <w:pPr>
+              <w:spacing w:after="40" w:before="40" w:line="276" w:lineRule="auto"/>
+            </w:pPr>
+            <w:r/>
+            <w:r>
+              <w:rPr>
+                <w:rFonts w:ascii="宋体" w:hAnsi="宋体" w:eastAsia="宋体" w:cs="宋体"/>
+                <w:b w:val="0"/>
+                <w:sz w:val="21"/>
+              </w:rPr>
+              <w:t>伤者当场否认，说是给刘孝春干活。不要写成孙总。</w:t>
+            </w:r>
+          </w:p>
+        </w:tc>
+      </w:tr>
+      <w:tr>
+        <w:tc>
+          <w:tcPr>
+            <w:tcW w:type="dxa" w:w="3969"/>
+            <w:shd w:fill="F3F6FA" w:val="clear"/>
+          </w:tcPr>
+          <w:p>
+            <w:pPr>
+              <w:spacing w:after="40" w:before="40" w:line="276" w:lineRule="auto"/>
+            </w:pPr>
+            <w:r/>
+            <w:r>
+              <w:rPr>
+                <w:rFonts w:ascii="宋体" w:hAnsi="宋体" w:eastAsia="宋体" w:cs="宋体"/>
+                <w:b w:val="0"/>
+                <w:sz w:val="21"/>
+              </w:rPr>
+              <w:t>记录 13 出现蒋玉年、陈先建、26 床、8000 元</w:t>
+            </w:r>
+          </w:p>
+        </w:tc>
+        <w:tc>
+          <w:tcPr>
+            <w:tcW w:type="dxa" w:w="5102"/>
+            <w:shd w:fill="F3F6FA" w:val="clear"/>
+          </w:tcPr>
+          <w:p>
+            <w:pPr>
+              <w:spacing w:after="40" w:before="40" w:line="276" w:lineRule="auto"/>
+            </w:pPr>
+            <w:r/>
+            <w:r>
+              <w:rPr>
+                <w:rFonts w:ascii="宋体" w:hAnsi="宋体" w:eastAsia="宋体" w:cs="宋体"/>
+                <w:b w:val="0"/>
+                <w:sz w:val="21"/>
+              </w:rPr>
+              <w:t>病区串台。本案只取 33 床补打出院记录、一楼原路退费。其他人和其他钱不要进台账。</w:t>
+            </w:r>
+          </w:p>
+        </w:tc>
+      </w:tr>
+      <w:tr>
+        <w:tc>
+          <w:tcPr>
+            <w:tcW w:type="dxa" w:w="3969"/>
+          </w:tcPr>
+          <w:p>
+            <w:pPr>
+              <w:spacing w:after="40" w:before="40" w:line="276" w:lineRule="auto"/>
+            </w:pPr>
+            <w:r/>
+            <w:r>
+              <w:rPr>
+                <w:rFonts w:ascii="宋体" w:hAnsi="宋体" w:eastAsia="宋体" w:cs="宋体"/>
+                <w:b w:val="0"/>
+                <w:sz w:val="21"/>
+              </w:rPr>
+              <w:t>8 月 15 日说交警已经定全责</w:t>
+            </w:r>
+          </w:p>
+        </w:tc>
+        <w:tc>
+          <w:tcPr>
+            <w:tcW w:type="dxa" w:w="5102"/>
+          </w:tcPr>
+          <w:p>
+            <w:pPr>
+              <w:spacing w:after="40" w:before="40" w:line="276" w:lineRule="auto"/>
+            </w:pPr>
+            <w:r/>
+            <w:r>
+              <w:rPr>
+                <w:rFonts w:ascii="宋体" w:hAnsi="宋体" w:eastAsia="宋体" w:cs="宋体"/>
+                <w:b w:val="0"/>
+                <w:sz w:val="21"/>
+              </w:rPr>
+              <w:t>8 月 17 日交警看监控排除任何一方全责。早期口述作废。</w:t>
+            </w:r>
+          </w:p>
+        </w:tc>
+      </w:tr>
+      <w:tr>
+        <w:tc>
+          <w:tcPr>
+            <w:tcW w:type="dxa" w:w="3969"/>
+            <w:shd w:fill="F3F6FA" w:val="clear"/>
+          </w:tcPr>
+          <w:p>
+            <w:pPr>
+              <w:spacing w:after="40" w:before="40" w:line="276" w:lineRule="auto"/>
+            </w:pPr>
+            <w:r/>
+            <w:r>
+              <w:rPr>
+                <w:rFonts w:ascii="宋体" w:hAnsi="宋体" w:eastAsia="宋体" w:cs="宋体"/>
+                <w:b w:val="0"/>
+                <w:sz w:val="21"/>
+              </w:rPr>
+              <w:t>记录 17 说驾驶人 0 责、刘孝春把 30% 全包</w:t>
+            </w:r>
+          </w:p>
+        </w:tc>
+        <w:tc>
+          <w:tcPr>
+            <w:tcW w:type="dxa" w:w="5102"/>
+            <w:shd w:fill="F3F6FA" w:val="clear"/>
+          </w:tcPr>
+          <w:p>
+            <w:pPr>
+              <w:spacing w:after="40" w:before="40" w:line="276" w:lineRule="auto"/>
+            </w:pPr>
+            <w:r/>
+            <w:r>
+              <w:rPr>
+                <w:rFonts w:ascii="宋体" w:hAnsi="宋体" w:eastAsia="宋体" w:cs="宋体"/>
+                <w:b w:val="0"/>
+                <w:sz w:val="21"/>
+              </w:rPr>
+              <w:t>内部设想。交警仍可能把无牌、灯坏、掉头记在三轮使用人胡某这一方。</w:t>
             </w:r>
           </w:p>
         </w:tc>
@@ -1650,7 +1856,7 @@
           <w:b w:val="0"/>
           <w:sz w:val="24"/>
         </w:rPr>
-        <w:t>2026-08-17 中午：伤者已同意并搬到市北区人民医院，齐鲁出院单未办，二甲因此无法办理入院。这是当前第一优先，比谈残级、谈责任都急。</w:t>
+        <w:t>2026-08-17 下午：人已到市北区人民医院。齐鲁 33 床出院记录由戴老师补打，不用单独盖章，交给人民医院办入院。结余去齐鲁一楼收费窗口原路退。骑手称已打保险客服、尚未回信，约定加 1866 开头微信。二甲认不认仍以保险书面/通话为准，医院对接王主任：报不了就回齐鲁。</w:t>
       </w:r>
     </w:p>
     <w:p>
@@ -1918,7 +2124,7 @@
           <w:b w:val="0"/>
           <w:sz w:val="24"/>
         </w:rPr>
-        <w:t>• 请平台和保险进群。个人经济情况理解，但规则归规则。</w:t>
+        <w:t>• 请平台和保险进群。8 月 17 日你说已打客服、加 1866 微信，现在要书面结果：人民医院认不认、赔付比例。</w:t>
       </w:r>
     </w:p>
     <w:p>
@@ -2921,7 +3127,55 @@
           <w:color w:val="A63D2F"/>
           <w:sz w:val="24"/>
         </w:rPr>
-        <w:t>• 不要把「骑手 70%、用工方 30%」说成交警认定——那是内部讨论。</w:t>
+        <w:t>• 不要把「骑手 70%、用工方 30%、驾驶人 0 责」说成交警认定——那是内部讨论。</w:t>
+      </w:r>
+    </w:p>
+    <w:p>
+      <w:pPr>
+        <w:spacing w:after="60" w:before="0" w:line="336" w:lineRule="auto"/>
+        <w:ind w:firstLine="210"/>
+        <w:jc w:val="left"/>
+      </w:pPr>
+      <w:r>
+        <w:rPr>
+          <w:rFonts w:ascii="宋体" w:hAnsi="宋体" w:eastAsia="宋体" w:cs="宋体"/>
+          <w:b w:val="0"/>
+          <w:color w:val="A63D2F"/>
+          <w:sz w:val="24"/>
+        </w:rPr>
+        <w:t>• 不要把记录 16 远洋工伤九级、25–30 万当成本案。</w:t>
+      </w:r>
+    </w:p>
+    <w:p>
+      <w:pPr>
+        <w:spacing w:after="60" w:before="0" w:line="336" w:lineRule="auto"/>
+        <w:ind w:firstLine="210"/>
+        <w:jc w:val="left"/>
+      </w:pPr>
+      <w:r>
+        <w:rPr>
+          <w:rFonts w:ascii="宋体" w:hAnsi="宋体" w:eastAsia="宋体" w:cs="宋体"/>
+          <w:b w:val="0"/>
+          <w:color w:val="A63D2F"/>
+          <w:sz w:val="24"/>
+        </w:rPr>
+        <w:t>• 不要把记录 13 里蒋玉年、26 床、8000 元写进本案费用。</w:t>
+      </w:r>
+    </w:p>
+    <w:p>
+      <w:pPr>
+        <w:spacing w:after="60" w:before="0" w:line="336" w:lineRule="auto"/>
+        <w:ind w:firstLine="210"/>
+        <w:jc w:val="left"/>
+      </w:pPr>
+      <w:r>
+        <w:rPr>
+          <w:rFonts w:ascii="宋体" w:hAnsi="宋体" w:eastAsia="宋体" w:cs="宋体"/>
+          <w:b w:val="0"/>
+          <w:color w:val="A63D2F"/>
+          <w:sz w:val="24"/>
+        </w:rPr>
+        <w:t>• 不要写成给孙总干活。</w:t>
       </w:r>
     </w:p>
     <w:p>

--- a/deliverables/青岛红枫路交通事故_肇事方沟通方案与体检分析_20260817.docx
+++ b/deliverables/青岛红枫路交通事故_肇事方沟通方案与体检分析_20260817.docx
@@ -209,7 +209,7 @@
           <w:b w:val="0"/>
           <w:sz w:val="24"/>
         </w:rPr>
-        <w:t>地点：干活在青岛市市北区批发市场一带。8 月 18 日口述更细：哈尔滨路水果市场门口、1 号门出口斜坡、护栏开口处，还没到红绿灯大路口。录音里还有红枫路汽车市场、福生批发市场、服装批发市场斜坡红绿灯等叫法，可能指同一片，地址以交警文书为准。不要写成纯市场内部事故，也不要写成叉车事故。。过程：胡某当时在为刘孝春家卸货搬运，驾驶/使用刘家三轮车。卸完第一趟，回装第二趟：贴护栏上坡，准备左拐去下方装货再往楼上拉。因护栏开口，须先向上借道调整，再掉头。8 月 18 日口述双方都往上走。后方黄色美团二轮碰撞，三轮侧翻，脚踏板压伤右脚。交警称视频能看清过程；家属称监控可能看不清护栏。护栏开口可以解释动作来源，但不能据此争全责。 监控可排除任何一方全责。可能结果只有两种：双方同等责任；或三轮次责、外卖主责。交警称无论简易、一般程序还是法院，看了视频都不会超出该范围。8 月 18 日内部说的「骑手 70%、刘孝春 30%、驾驶人 0 责」是讨论意见，不是认定书。</w:t>
+        <w:t>地点：青岛市市北区抚顺路批发市场，抚顺路与哈尔滨路交叉口，主要在抚顺路路口。护栏开口借道掉头。录音里的红枫路汽车市场、福生、服装批发市场斜坡等停用。用户一条写「抚松路」按抚顺路统一。地址仍以认定书为准。。过程：胡某当时在为刘孝春家卸货搬运，驾驶/使用刘家三轮车。卸完第一趟，回装第二趟：贴护栏上坡，准备左拐去下方装货再往楼上拉。因护栏开口，须先向上借道调整，再掉头。8 月 18 日口述双方都往上走。后方黄色美团二轮碰撞，三轮侧翻，脚踏板压伤右脚。交警称视频能看清过程；家属称监控可能看不清护栏。护栏开口可以解释动作来源，但不能据此争全责。 书面认定书尚未出具。监控可排除任何一方全责。可能同等，或外卖主责、三轮次责。双方过错描述待认定书。简易或一般程序由律师看监控和车辆材料后确定，家属不自己拍板。</w:t>
       </w:r>
     </w:p>
     <w:p>
@@ -1474,7 +1474,7 @@
                 <w:b w:val="0"/>
                 <w:sz w:val="21"/>
               </w:rPr>
-              <w:t>可能指同一片批发市场外道路。对外写：批发市场外市政道路护栏开口附近，地址以交警文书为准。</w:t>
+              <w:t>家属确认：抚顺路批发市场，抚顺路与哈尔滨路交叉口，主要在抚顺路路口。对外用这一条，仍以认定书为准。用户一条里写「抚松路」按抚顺路统一。</w:t>
             </w:r>
           </w:p>
         </w:tc>
@@ -1856,7 +1856,7 @@
           <w:b w:val="0"/>
           <w:sz w:val="24"/>
         </w:rPr>
-        <w:t>2026-08-17 下午：人已到市北区人民医院。齐鲁 33 床出院记录由戴老师补打，不用单独盖章，交给人民医院办入院。结余去齐鲁一楼收费窗口原路退。骑手称已打保险客服、尚未回信，约定加 1866 开头微信。二甲认不认仍以保险书面/通话为准，医院对接王主任：报不了就回齐鲁。</w:t>
+        <w:t>2026-08-19 家属确认：市北区人民医院费用可以赔，比例待定。口径：二级以上公立医院、医保范围内用药可以。人已到人民医院（公立二甲）。书面比例、保单号、住院号仍要盯。认定书尚未出具。</w:t>
       </w:r>
     </w:p>
     <w:p>
@@ -1886,7 +1886,7 @@
           <w:b w:val="0"/>
           <w:sz w:val="24"/>
         </w:rPr>
-        <w:t>报销要分两条，不能混：① 医保：公立二甲通常能走医保结算；② 美团平台险/交通事故赔偿：认不认这家医院，必须问美团保险，朋友一句「公立二甲都报」覆盖不了这一条。</w:t>
+        <w:t>报销仍分两条：① 医保：公立二甲通常能结算；② 美团平台险：家属确认可以赔、比例待定，二级以上公立医院医保范围内用药可以。比例和限额仍要书面，不能当全额。</w:t>
       </w:r>
     </w:p>
     <w:p>
@@ -1901,7 +1901,7 @@
           <w:b w:val="0"/>
           <w:sz w:val="24"/>
         </w:rPr>
-        <w:t>8 月 16 日家属内部口径：累计花费不到 3.5 万元，全部自垫，责任方未付。医生口头预估本次治疗大约 5 万元。 8 月 15 日另有「预缴合计约 7 万、雇主垫 2 万、家属垫 1 万、未结工钱 5000」口径，与 3.5 万冲突，台账必须用发票重核，不能两套数对外。</w:t>
+        <w:t>8 月 19 日家属确认费用口径 4 万元。须用发票重核，不能继续对外报 3.5 万或 7 万。 用工方（乔刘记商贸/刘孝春）已垫付现金 3 万元。与「4 万元」并存：收据和发票分清 3 万是垫付现金、4 万是累计还是另一笔。未结工钱约 5000 另写，不冲抵。</w:t>
       </w:r>
     </w:p>
     <w:p>
@@ -1916,7 +1916,7 @@
           <w:b w:val="0"/>
           <w:sz w:val="24"/>
         </w:rPr>
-        <w:t>对方电动车无交强险/商业险。美团平台为骑手投保意外/责任类保险，按骑手责任比例赔。超额找骑手个人；骑手经济弱，存在判了也执行不到的风险。</w:t>
+        <w:t>平台是美团。承保公司、责任范围、赔付限额待骑手拉群确认。电动车无交强险。人民医院可以赔、比例待定。</w:t>
       </w:r>
     </w:p>
     <w:p>
@@ -1931,7 +1931,7 @@
           <w:b w:val="0"/>
           <w:sz w:val="24"/>
         </w:rPr>
-        <w:t>不建议去转其他三甲。也不建议在入院未办成、美团险未确认前，把留在市北区人民医院当成既定方案。首选能回齐鲁就回齐鲁。</w:t>
+        <w:t>家属确认人民医院（公立二甲）费用可以赔，比例待定。二级以上公立医院、医保范围内用药可以。不必再为「二甲能不能报」来回搬人。比例书面未到之前，不要按全额报销花钱。</w:t>
       </w:r>
     </w:p>
     <w:p>
@@ -2124,7 +2124,7 @@
           <w:b w:val="0"/>
           <w:sz w:val="24"/>
         </w:rPr>
-        <w:t>• 请平台和保险进群。8 月 17 日你说已打客服、加 1866 微信，现在要书面结果：人民医院认不认、赔付比例。</w:t>
+        <w:t>• 请拉群确认保险公司名称、保单号、限额和书面赔付比例。人民医院可以赔，比例还没书面。</w:t>
       </w:r>
     </w:p>
     <w:p>
@@ -2967,7 +2967,55 @@
           <w:color w:val="A63D2F"/>
           <w:sz w:val="24"/>
         </w:rPr>
-        <w:t>• 不要为了走一般程序去赌全责，那会把无牌/无证风险砸在己方。</w:t>
+        <w:t>• 不要为了走一般程序去赌全责。驾驶人有证，但无牌风险仍在，程序由律师定。</w:t>
+      </w:r>
+    </w:p>
+    <w:p>
+      <w:pPr>
+        <w:spacing w:after="60" w:before="0" w:line="336" w:lineRule="auto"/>
+        <w:ind w:firstLine="210"/>
+        <w:jc w:val="left"/>
+      </w:pPr>
+      <w:r>
+        <w:rPr>
+          <w:rFonts w:ascii="宋体" w:hAnsi="宋体" w:eastAsia="宋体" w:cs="宋体"/>
+          <w:b w:val="0"/>
+          <w:color w:val="A63D2F"/>
+          <w:sz w:val="24"/>
+        </w:rPr>
+        <w:t>• 不要把 3 万垫付说成借款或事故已经了结。</w:t>
+      </w:r>
+    </w:p>
+    <w:p>
+      <w:pPr>
+        <w:spacing w:after="60" w:before="0" w:line="336" w:lineRule="auto"/>
+        <w:ind w:firstLine="210"/>
+        <w:jc w:val="left"/>
+      </w:pPr>
+      <w:r>
+        <w:rPr>
+          <w:rFonts w:ascii="宋体" w:hAnsi="宋体" w:eastAsia="宋体" w:cs="宋体"/>
+          <w:b w:val="0"/>
+          <w:color w:val="A63D2F"/>
+          <w:sz w:val="24"/>
+        </w:rPr>
+        <w:t>• 不要去人社局报工伤。未签劳动合同，不具备工伤认定条件。</w:t>
+      </w:r>
+    </w:p>
+    <w:p>
+      <w:pPr>
+        <w:spacing w:after="60" w:before="0" w:line="336" w:lineRule="auto"/>
+        <w:ind w:firstLine="210"/>
+        <w:jc w:val="left"/>
+      </w:pPr>
+      <w:r>
+        <w:rPr>
+          <w:rFonts w:ascii="宋体" w:hAnsi="宋体" w:eastAsia="宋体" w:cs="宋体"/>
+          <w:b w:val="0"/>
+          <w:color w:val="A63D2F"/>
+          <w:sz w:val="24"/>
+        </w:rPr>
+        <w:t>• 不要等法院先确认雇佣关系才去写收据、要欠薪——现在就能写。</w:t>
       </w:r>
     </w:p>
     <w:p>
@@ -3079,7 +3127,7 @@
           <w:color w:val="A63D2F"/>
           <w:sz w:val="24"/>
         </w:rPr>
-        <w:t>• 不要把刘孝春写成工伤单位去人社局；退休未签合同，工伤这条很窄。</w:t>
+        <w:t>• 不要把刘孝春写成工伤单位去人社局；未签劳动合同，工伤已排除。</w:t>
       </w:r>
     </w:p>
     <w:p>
@@ -5643,7 +5691,7 @@
           <w:b/>
           <w:sz w:val="24"/>
         </w:rPr>
-        <w:t>齐鲁明确收不回，美团险确认人民医院可赔：</w:t>
+        <w:t>美团险已确认可赔、比例待书面：</w:t>
       </w:r>
       <w:r>
         <w:rPr>
@@ -5651,7 +5699,7 @@
           <w:b w:val="0"/>
           <w:sz w:val="24"/>
         </w:rPr>
-        <w:t>暂留市北区人民医院。留痕：保险认这家医院；赛主任每周查房谁来、哪天来。发热、伤口渗液、外固定松动、剧痛、脚趾发绀，立刻回三甲急诊。</w:t>
+        <w:t>暂留市北区人民医院。要书面比例、保单号。发热、伤口、外固定异常立刻回三甲急诊。</w:t>
       </w:r>
     </w:p>
     <w:p>

--- a/deliverables/青岛红枫路交通事故_肇事方沟通方案与体检分析_20260817.docx
+++ b/deliverables/青岛红枫路交通事故_肇事方沟通方案与体检分析_20260817.docx
@@ -1961,7 +1961,7 @@
           <w:b w:val="0"/>
           <w:sz w:val="24"/>
         </w:rPr>
-        <w:t>• 第一场跟肇事者谈，目的不是签总包、不是定残、不是逼她承认全责。</w:t>
+        <w:t>• 第一场跟肇事者谈，目的不是谈总赔偿数额、不是签总包、不是定残、不是逼她承认全责。</w:t>
       </w:r>
     </w:p>
     <w:p>
@@ -2154,7 +2154,7 @@
           <w:b w:val="0"/>
           <w:sz w:val="24"/>
         </w:rPr>
-        <w:t>• 不谈残级，不签一次性了结，除非律师看过保险条款。</w:t>
+        <w:t>• 今天不谈总赔偿数额、不谈残级，不签一次性了结。费用还在发生，等认定书和治疗稳定后再按票算。</w:t>
       </w:r>
     </w:p>
     <w:p>
@@ -2887,7 +2887,7 @@
           <w:color w:val="A63D2F"/>
           <w:sz w:val="24"/>
         </w:rPr>
-        <w:t>• 一次性打包，以后不再找你们</w:t>
+        <w:t>• 现在一共要多少钱 / 一次性打包了结</w:t>
       </w:r>
     </w:p>
     <w:p>
@@ -2935,7 +2935,7 @@
           <w:color w:val="A63D2F"/>
           <w:sz w:val="24"/>
         </w:rPr>
-        <w:t>• 不要对外说「已经几级伤残」。</w:t>
+        <w:t>• 不要现在谈一个总赔偿数额、不要对外说「已经几级伤残」。</w:t>
       </w:r>
     </w:p>
     <w:p>
